--- a/Video Game Design - year/Unit 3 - Physics & Collision/Daily Lesson Plans/Word/Day 22.docx
+++ b/Video Game Design - year/Unit 3 - Physics & Collision/Daily Lesson Plans/Word/Day 22.docx
@@ -50,16 +50,19 @@
               </w:rPr>
               <w:t xml:space="preserve">Video Game Design — Full Year</w:t>
             </w:r>
-          </w:p>
-          <w:p>
-            <w:pPr>
-              <w:spacing w:before="40"/>
-              <w:jc w:val="center"/>
-            </w:pPr>
-            <w:r>
-              <w:rPr>
-                <w:rFonts w:ascii="Arial" w:cs="Arial" w:eastAsia="Arial" w:hAnsi="Arial"/>
-                <w:color w:val="D1C4E9"/>
+            <w:r>
+              <w:rPr>
+                <w:rFonts w:ascii="Arial" w:cs="Arial" w:eastAsia="Arial" w:hAnsi="Arial"/>
+                <w:sz w:val="16"/>
+                <w:szCs w:val="16"/>
+              </w:rPr>
+              <w:br/>
+              <w:t xml:space="preserve"/>
+            </w:r>
+            <w:r>
+              <w:rPr>
+                <w:rFonts w:ascii="Arial" w:cs="Arial" w:eastAsia="Arial" w:hAnsi="Arial"/>
+                <w:color w:val="CE93D8"/>
                 <w:sz w:val="16"/>
                 <w:szCs w:val="16"/>
               </w:rPr>
@@ -83,7 +86,7 @@
           <w:rFonts w:ascii="Arial" w:cs="Arial" w:eastAsia="Arial" w:hAnsi="Arial"/>
           <w:b/>
           <w:bCs/>
-          <w:color w:val="311B56"/>
+          <w:color w:val="5B2D8E"/>
           <w:sz w:val="32"/>
           <w:szCs w:val="32"/>
         </w:rPr>
@@ -261,9 +264,9 @@
               <w:right w:val="single" w:color="CCCCCC" w:sz="1"/>
             </w:tcBorders>
             <w:tcMar>
-              <w:top w:type="dxa" w:w="60"/>
+              <w:top w:type="dxa" w:w="80"/>
               <w:left w:type="dxa" w:w="120"/>
-              <w:bottom w:type="dxa" w:w="60"/>
+              <w:bottom w:type="dxa" w:w="80"/>
               <w:right w:type="dxa" w:w="120"/>
             </w:tcMar>
           </w:tcPr>
@@ -290,20 +293,147 @@
               <w:right w:val="single" w:color="CCCCCC" w:sz="1"/>
             </w:tcBorders>
             <w:tcMar>
-              <w:top w:type="dxa" w:w="60"/>
+              <w:top w:type="dxa" w:w="80"/>
               <w:left w:type="dxa" w:w="120"/>
-              <w:bottom w:type="dxa" w:w="60"/>
+              <w:bottom w:type="dxa" w:w="80"/>
               <w:right w:type="dxa" w:w="120"/>
             </w:tcMar>
           </w:tcPr>
           <w:p>
-            <w:r>
-              <w:rPr>
-                <w:rFonts w:ascii="Arial" w:cs="Arial" w:eastAsia="Arial" w:hAnsi="Arial"/>
-                <w:sz w:val="20"/>
-                <w:szCs w:val="20"/>
+            <w:pPr>
+              <w:spacing w:after="80" w:before="80"/>
+            </w:pPr>
+            <w:r>
+              <w:rPr>
+                <w:rFonts w:ascii="Arial" w:cs="Arial" w:eastAsia="Arial" w:hAnsi="Arial"/>
+                <w:b/>
+                <w:bCs/>
+                <w:i w:val="false"/>
+                <w:iCs w:val="false"/>
+                <w:color w:val="000000"/>
+                <w:sz w:val="22"/>
+                <w:szCs w:val="22"/>
               </w:rPr>
               <w:t xml:space="preserve">Bell Ringer / Review</w:t>
+            </w:r>
+            <w:r>
+              <w:rPr>
+                <w:rFonts w:ascii="Arial" w:cs="Arial" w:eastAsia="Arial" w:hAnsi="Arial"/>
+                <w:sz w:val="20"/>
+                <w:szCs w:val="20"/>
+              </w:rPr>
+              <w:br/>
+              <w:t xml:space="preserve"/>
+            </w:r>
+            <w:r>
+              <w:rPr>
+                <w:rFonts w:ascii="Arial" w:cs="Arial" w:eastAsia="Arial" w:hAnsi="Arial"/>
+                <w:sz w:val="20"/>
+                <w:szCs w:val="20"/>
+              </w:rPr>
+              <w:br/>
+              <w:t xml:space="preserve"/>
+            </w:r>
+            <w:r>
+              <w:rPr>
+                <w:rFonts w:ascii="Arial" w:cs="Arial" w:eastAsia="Arial" w:hAnsi="Arial"/>
+                <w:b/>
+                <w:bCs/>
+                <w:i w:val="false"/>
+                <w:iCs w:val="false"/>
+                <w:color w:val="000000"/>
+                <w:sz w:val="20"/>
+                <w:szCs w:val="20"/>
+              </w:rPr>
+              <w:t xml:space="preserve">Quick Write </w:t>
+            </w:r>
+            <w:r>
+              <w:rPr>
+                <w:rFonts w:ascii="Arial" w:cs="Arial" w:eastAsia="Arial" w:hAnsi="Arial"/>
+                <w:b w:val="false"/>
+                <w:bCs w:val="false"/>
+                <w:i w:val="false"/>
+                <w:iCs w:val="false"/>
+                <w:color w:val="000000"/>
+                <w:sz w:val="20"/>
+                <w:szCs w:val="20"/>
+              </w:rPr>
+              <w:t xml:space="preserve">(3 min — written or verbal):</w:t>
+            </w:r>
+            <w:r>
+              <w:rPr>
+                <w:rFonts w:ascii="Arial" w:cs="Arial" w:eastAsia="Arial" w:hAnsi="Arial"/>
+                <w:sz w:val="20"/>
+                <w:szCs w:val="20"/>
+              </w:rPr>
+              <w:br/>
+              <w:t xml:space="preserve"/>
+            </w:r>
+            <w:r>
+              <w:rPr>
+                <w:rFonts w:ascii="Arial" w:cs="Arial" w:eastAsia="Arial" w:hAnsi="Arial"/>
+                <w:b w:val="false"/>
+                <w:bCs w:val="false"/>
+                <w:i w:val="false"/>
+                <w:iCs w:val="false"/>
+                <w:color w:val="000000"/>
+                <w:sz w:val="20"/>
+                <w:szCs w:val="20"/>
+              </w:rPr>
+              <w:t xml:space="preserve">    In your own words: Demonstrate mastery of all physics and collision concepts from this unit?</w:t>
+            </w:r>
+            <w:r>
+              <w:rPr>
+                <w:rFonts w:ascii="Arial" w:cs="Arial" w:eastAsia="Arial" w:hAnsi="Arial"/>
+                <w:sz w:val="20"/>
+                <w:szCs w:val="20"/>
+              </w:rPr>
+              <w:br/>
+              <w:t xml:space="preserve"/>
+            </w:r>
+            <w:r>
+              <w:rPr>
+                <w:rFonts w:ascii="Arial" w:cs="Arial" w:eastAsia="Arial" w:hAnsi="Arial"/>
+                <w:sz w:val="20"/>
+                <w:szCs w:val="20"/>
+              </w:rPr>
+              <w:br/>
+              <w:t xml:space="preserve"/>
+            </w:r>
+            <w:r>
+              <w:rPr>
+                <w:rFonts w:ascii="Arial" w:cs="Arial" w:eastAsia="Arial" w:hAnsi="Arial"/>
+                <w:b w:val="false"/>
+                <w:bCs w:val="false"/>
+                <w:i/>
+                <w:iCs/>
+                <w:color w:val="444444"/>
+                <w:sz w:val="20"/>
+                <w:szCs w:val="20"/>
+              </w:rPr>
+              <w:t xml:space="preserve">Today's Goal: By the end of class you will be able to demonstrate mastery of all physics and collision concepts from this unit.</w:t>
+            </w:r>
+            <w:r>
+              <w:rPr>
+                <w:rFonts w:ascii="Arial" w:cs="Arial" w:eastAsia="Arial" w:hAnsi="Arial"/>
+                <w:sz w:val="20"/>
+                <w:szCs w:val="20"/>
+              </w:rPr>
+              <w:br/>
+              <w:t xml:space="preserve"/>
+            </w:r>
+            <w:r>
+              <w:rPr>
+                <w:rFonts w:ascii="Arial" w:cs="Arial" w:eastAsia="Arial" w:hAnsi="Arial"/>
+                <w:b w:val="false"/>
+                <w:bCs w:val="false"/>
+                <w:i/>
+                <w:iCs/>
+                <w:color w:val="555555"/>
+                <w:sz w:val="20"/>
+                <w:szCs w:val="20"/>
+              </w:rPr>
+              <w:t xml:space="preserve">→ Pair-share your response, then 2–3 students share with the class.</w:t>
             </w:r>
           </w:p>
         </w:tc>
@@ -319,9 +449,9 @@
               <w:right w:val="single" w:color="CCCCCC" w:sz="1"/>
             </w:tcBorders>
             <w:tcMar>
-              <w:top w:type="dxa" w:w="60"/>
+              <w:top w:type="dxa" w:w="80"/>
               <w:left w:type="dxa" w:w="120"/>
-              <w:bottom w:type="dxa" w:w="60"/>
+              <w:bottom w:type="dxa" w:w="80"/>
               <w:right w:type="dxa" w:w="120"/>
             </w:tcMar>
           </w:tcPr>
@@ -348,20 +478,164 @@
               <w:right w:val="single" w:color="CCCCCC" w:sz="1"/>
             </w:tcBorders>
             <w:tcMar>
-              <w:top w:type="dxa" w:w="60"/>
+              <w:top w:type="dxa" w:w="80"/>
               <w:left w:type="dxa" w:w="120"/>
-              <w:bottom w:type="dxa" w:w="60"/>
+              <w:bottom w:type="dxa" w:w="80"/>
               <w:right w:type="dxa" w:w="120"/>
             </w:tcMar>
           </w:tcPr>
           <w:p>
-            <w:r>
-              <w:rPr>
-                <w:rFonts w:ascii="Arial" w:cs="Arial" w:eastAsia="Arial" w:hAnsi="Arial"/>
-                <w:sz w:val="20"/>
-                <w:szCs w:val="20"/>
-              </w:rPr>
-              <w:t xml:space="preserve">Mini Lesson: Unit Assessment</w:t>
+            <w:pPr>
+              <w:spacing w:after="80" w:before="80"/>
+            </w:pPr>
+            <w:r>
+              <w:rPr>
+                <w:rFonts w:ascii="Arial" w:cs="Arial" w:eastAsia="Arial" w:hAnsi="Arial"/>
+                <w:b/>
+                <w:bCs/>
+                <w:i w:val="false"/>
+                <w:iCs w:val="false"/>
+                <w:color w:val="000000"/>
+                <w:sz w:val="22"/>
+                <w:szCs w:val="22"/>
+              </w:rPr>
+              <w:t xml:space="preserve">Mini Lesson: </w:t>
+            </w:r>
+            <w:r>
+              <w:rPr>
+                <w:rFonts w:ascii="Arial" w:cs="Arial" w:eastAsia="Arial" w:hAnsi="Arial"/>
+                <w:b w:val="false"/>
+                <w:bCs w:val="false"/>
+                <w:i w:val="false"/>
+                <w:iCs w:val="false"/>
+                <w:color w:val="000000"/>
+                <w:sz w:val="22"/>
+                <w:szCs w:val="22"/>
+              </w:rPr>
+              <w:t xml:space="preserve">Unit Assessment</w:t>
+            </w:r>
+            <w:r>
+              <w:rPr>
+                <w:rFonts w:ascii="Arial" w:cs="Arial" w:eastAsia="Arial" w:hAnsi="Arial"/>
+                <w:sz w:val="20"/>
+                <w:szCs w:val="20"/>
+              </w:rPr>
+              <w:br/>
+              <w:t xml:space="preserve"/>
+            </w:r>
+            <w:r>
+              <w:rPr>
+                <w:rFonts w:ascii="Arial" w:cs="Arial" w:eastAsia="Arial" w:hAnsi="Arial"/>
+                <w:sz w:val="20"/>
+                <w:szCs w:val="20"/>
+              </w:rPr>
+              <w:br/>
+              <w:t xml:space="preserve"/>
+            </w:r>
+            <w:r>
+              <w:rPr>
+                <w:rFonts w:ascii="Arial" w:cs="Arial" w:eastAsia="Arial" w:hAnsi="Arial"/>
+                <w:b/>
+                <w:bCs/>
+                <w:i/>
+                <w:iCs/>
+                <w:color w:val="000000"/>
+                <w:sz w:val="20"/>
+                <w:szCs w:val="20"/>
+              </w:rPr>
+              <w:t xml:space="preserve">Learning Target: </w:t>
+            </w:r>
+            <w:r>
+              <w:rPr>
+                <w:rFonts w:ascii="Arial" w:cs="Arial" w:eastAsia="Arial" w:hAnsi="Arial"/>
+                <w:b w:val="false"/>
+                <w:bCs w:val="false"/>
+                <w:i/>
+                <w:iCs/>
+                <w:color w:val="333333"/>
+                <w:sz w:val="20"/>
+                <w:szCs w:val="20"/>
+              </w:rPr>
+              <w:t xml:space="preserve">I can demonstrate mastery of all physics and collision concepts from this unit.</w:t>
+            </w:r>
+            <w:r>
+              <w:rPr>
+                <w:rFonts w:ascii="Arial" w:cs="Arial" w:eastAsia="Arial" w:hAnsi="Arial"/>
+                <w:sz w:val="20"/>
+                <w:szCs w:val="20"/>
+              </w:rPr>
+              <w:br/>
+              <w:t xml:space="preserve"/>
+            </w:r>
+            <w:r>
+              <w:rPr>
+                <w:rFonts w:ascii="Arial" w:cs="Arial" w:eastAsia="Arial" w:hAnsi="Arial"/>
+                <w:sz w:val="20"/>
+                <w:szCs w:val="20"/>
+              </w:rPr>
+              <w:br/>
+              <w:t xml:space="preserve"/>
+            </w:r>
+            <w:r>
+              <w:rPr>
+                <w:rFonts w:ascii="Arial" w:cs="Arial" w:eastAsia="Arial" w:hAnsi="Arial"/>
+                <w:b/>
+                <w:bCs/>
+                <w:i/>
+                <w:iCs/>
+                <w:color w:val="555555"/>
+                <w:sz w:val="20"/>
+                <w:szCs w:val="20"/>
+              </w:rPr>
+              <w:t xml:space="preserve">→ Live Demo — </w:t>
+            </w:r>
+            <w:r>
+              <w:rPr>
+                <w:rFonts w:ascii="Arial" w:cs="Arial" w:eastAsia="Arial" w:hAnsi="Arial"/>
+                <w:b w:val="false"/>
+                <w:bCs w:val="false"/>
+                <w:i/>
+                <w:iCs/>
+                <w:color w:val="555555"/>
+                <w:sz w:val="20"/>
+                <w:szCs w:val="20"/>
+              </w:rPr>
+              <w:t xml:space="preserve">type examples as students follow along in their own editor.</w:t>
+            </w:r>
+            <w:r>
+              <w:rPr>
+                <w:rFonts w:ascii="Arial" w:cs="Arial" w:eastAsia="Arial" w:hAnsi="Arial"/>
+                <w:sz w:val="20"/>
+                <w:szCs w:val="20"/>
+              </w:rPr>
+              <w:br/>
+              <w:t xml:space="preserve"/>
+            </w:r>
+            <w:r>
+              <w:rPr>
+                <w:rFonts w:ascii="Arial" w:cs="Arial" w:eastAsia="Arial" w:hAnsi="Arial"/>
+                <w:b/>
+                <w:bCs/>
+                <w:i/>
+                <w:iCs/>
+                <w:color w:val="555555"/>
+                <w:sz w:val="20"/>
+                <w:szCs w:val="20"/>
+              </w:rPr>
+              <w:t xml:space="preserve">→ Check for Understanding: </w:t>
+            </w:r>
+            <w:r>
+              <w:rPr>
+                <w:rFonts w:ascii="Arial" w:cs="Arial" w:eastAsia="Arial" w:hAnsi="Arial"/>
+                <w:b w:val="false"/>
+                <w:bCs w:val="false"/>
+                <w:i/>
+                <w:iCs/>
+                <w:color w:val="555555"/>
+                <w:sz w:val="20"/>
+                <w:szCs w:val="20"/>
+              </w:rPr>
+              <w:t xml:space="preserve">pause and cold-call: “Can someone explain what we just did in their own words?”</w:t>
             </w:r>
           </w:p>
         </w:tc>
@@ -377,9 +651,9 @@
               <w:right w:val="single" w:color="CCCCCC" w:sz="1"/>
             </w:tcBorders>
             <w:tcMar>
-              <w:top w:type="dxa" w:w="60"/>
+              <w:top w:type="dxa" w:w="80"/>
               <w:left w:type="dxa" w:w="120"/>
-              <w:bottom w:type="dxa" w:w="60"/>
+              <w:bottom w:type="dxa" w:w="80"/>
               <w:right w:type="dxa" w:w="120"/>
             </w:tcMar>
           </w:tcPr>
@@ -392,7 +666,7 @@
                 <w:sz w:val="20"/>
                 <w:szCs w:val="20"/>
               </w:rPr>
-              <w:t xml:space="preserve">15-20 min</w:t>
+              <w:t xml:space="preserve">15–20 min</w:t>
             </w:r>
           </w:p>
         </w:tc>
@@ -406,20 +680,81 @@
               <w:right w:val="single" w:color="CCCCCC" w:sz="1"/>
             </w:tcBorders>
             <w:tcMar>
-              <w:top w:type="dxa" w:w="60"/>
+              <w:top w:type="dxa" w:w="80"/>
               <w:left w:type="dxa" w:w="120"/>
-              <w:bottom w:type="dxa" w:w="60"/>
+              <w:bottom w:type="dxa" w:w="80"/>
               <w:right w:type="dxa" w:w="120"/>
             </w:tcMar>
           </w:tcPr>
           <w:p>
-            <w:r>
-              <w:rPr>
-                <w:rFonts w:ascii="Arial" w:cs="Arial" w:eastAsia="Arial" w:hAnsi="Arial"/>
-                <w:sz w:val="20"/>
-                <w:szCs w:val="20"/>
-              </w:rPr>
-              <w:t xml:space="preserve">Independent Practice / Build Time</w:t>
+            <w:pPr>
+              <w:spacing w:after="80" w:before="80"/>
+            </w:pPr>
+            <w:r>
+              <w:rPr>
+                <w:rFonts w:ascii="Arial" w:cs="Arial" w:eastAsia="Arial" w:hAnsi="Arial"/>
+                <w:b/>
+                <w:bCs/>
+                <w:i w:val="false"/>
+                <w:iCs w:val="false"/>
+                <w:color w:val="000000"/>
+                <w:sz w:val="22"/>
+                <w:szCs w:val="22"/>
+              </w:rPr>
+              <w:t xml:space="preserve">Independent Practice / Code Along</w:t>
+            </w:r>
+            <w:r>
+              <w:rPr>
+                <w:rFonts w:ascii="Arial" w:cs="Arial" w:eastAsia="Arial" w:hAnsi="Arial"/>
+                <w:sz w:val="20"/>
+                <w:szCs w:val="20"/>
+              </w:rPr>
+              <w:br/>
+              <w:t xml:space="preserve"/>
+            </w:r>
+            <w:r>
+              <w:rPr>
+                <w:rFonts w:ascii="Arial" w:cs="Arial" w:eastAsia="Arial" w:hAnsi="Arial"/>
+                <w:b w:val="false"/>
+                <w:bCs w:val="false"/>
+                <w:i w:val="false"/>
+                <w:iCs w:val="false"/>
+                <w:color w:val="000000"/>
+                <w:sz w:val="20"/>
+                <w:szCs w:val="20"/>
+              </w:rPr>
+              <w:t xml:space="preserve">    Work through problems from the day's exercise set.</w:t>
+            </w:r>
+            <w:r>
+              <w:rPr>
+                <w:rFonts w:ascii="Arial" w:cs="Arial" w:eastAsia="Arial" w:hAnsi="Arial"/>
+                <w:sz w:val="20"/>
+                <w:szCs w:val="20"/>
+              </w:rPr>
+              <w:br/>
+              <w:t xml:space="preserve"/>
+            </w:r>
+            <w:r>
+              <w:rPr>
+                <w:rFonts w:ascii="Arial" w:cs="Arial" w:eastAsia="Arial" w:hAnsi="Arial"/>
+                <w:sz w:val="20"/>
+                <w:szCs w:val="20"/>
+              </w:rPr>
+              <w:br/>
+              <w:t xml:space="preserve"/>
+            </w:r>
+            <w:r>
+              <w:rPr>
+                <w:rFonts w:ascii="Arial" w:cs="Arial" w:eastAsia="Arial" w:hAnsi="Arial"/>
+                <w:b w:val="false"/>
+                <w:bCs w:val="false"/>
+                <w:i/>
+                <w:iCs/>
+                <w:color w:val="555555"/>
+                <w:sz w:val="20"/>
+                <w:szCs w:val="20"/>
+              </w:rPr>
+              <w:t xml:space="preserve">→ Teacher circulates — offer hints, check for understanding.</w:t>
             </w:r>
           </w:p>
         </w:tc>
@@ -435,9 +770,9 @@
               <w:right w:val="single" w:color="CCCCCC" w:sz="1"/>
             </w:tcBorders>
             <w:tcMar>
-              <w:top w:type="dxa" w:w="60"/>
+              <w:top w:type="dxa" w:w="80"/>
               <w:left w:type="dxa" w:w="120"/>
-              <w:bottom w:type="dxa" w:w="60"/>
+              <w:bottom w:type="dxa" w:w="80"/>
               <w:right w:type="dxa" w:w="120"/>
             </w:tcMar>
           </w:tcPr>
@@ -464,20 +799,90 @@
               <w:right w:val="single" w:color="CCCCCC" w:sz="1"/>
             </w:tcBorders>
             <w:tcMar>
-              <w:top w:type="dxa" w:w="60"/>
+              <w:top w:type="dxa" w:w="80"/>
               <w:left w:type="dxa" w:w="120"/>
-              <w:bottom w:type="dxa" w:w="60"/>
+              <w:bottom w:type="dxa" w:w="80"/>
               <w:right w:type="dxa" w:w="120"/>
             </w:tcMar>
           </w:tcPr>
           <w:p>
-            <w:r>
-              <w:rPr>
-                <w:rFonts w:ascii="Arial" w:cs="Arial" w:eastAsia="Arial" w:hAnsi="Arial"/>
-                <w:sz w:val="20"/>
-                <w:szCs w:val="20"/>
+            <w:pPr>
+              <w:spacing w:after="80" w:before="80"/>
+            </w:pPr>
+            <w:r>
+              <w:rPr>
+                <w:rFonts w:ascii="Arial" w:cs="Arial" w:eastAsia="Arial" w:hAnsi="Arial"/>
+                <w:b/>
+                <w:bCs/>
+                <w:i w:val="false"/>
+                <w:iCs w:val="false"/>
+                <w:color w:val="000000"/>
+                <w:sz w:val="22"/>
+                <w:szCs w:val="22"/>
               </w:rPr>
               <w:t xml:space="preserve">Exit Ticket / Wrap-Up</w:t>
+            </w:r>
+            <w:r>
+              <w:rPr>
+                <w:rFonts w:ascii="Arial" w:cs="Arial" w:eastAsia="Arial" w:hAnsi="Arial"/>
+                <w:sz w:val="20"/>
+                <w:szCs w:val="20"/>
+              </w:rPr>
+              <w:br/>
+              <w:t xml:space="preserve"/>
+            </w:r>
+            <w:r>
+              <w:rPr>
+                <w:rFonts w:ascii="Arial" w:cs="Arial" w:eastAsia="Arial" w:hAnsi="Arial"/>
+                <w:sz w:val="20"/>
+                <w:szCs w:val="20"/>
+              </w:rPr>
+              <w:br/>
+              <w:t xml:space="preserve"/>
+            </w:r>
+            <w:r>
+              <w:rPr>
+                <w:rFonts w:ascii="Arial" w:cs="Arial" w:eastAsia="Arial" w:hAnsi="Arial"/>
+                <w:b w:val="false"/>
+                <w:bCs w:val="false"/>
+                <w:i w:val="false"/>
+                <w:iCs w:val="false"/>
+                <w:color w:val="000000"/>
+                <w:sz w:val="20"/>
+                <w:szCs w:val="20"/>
+              </w:rPr>
+              <w:t xml:space="preserve">Quick Check: Demonstrate mastery of all physics and collision concepts from this unit?</w:t>
+            </w:r>
+            <w:r>
+              <w:rPr>
+                <w:rFonts w:ascii="Arial" w:cs="Arial" w:eastAsia="Arial" w:hAnsi="Arial"/>
+                <w:sz w:val="20"/>
+                <w:szCs w:val="20"/>
+              </w:rPr>
+              <w:br/>
+              <w:t xml:space="preserve"/>
+            </w:r>
+            <w:r>
+              <w:rPr>
+                <w:rFonts w:ascii="Arial" w:cs="Arial" w:eastAsia="Arial" w:hAnsi="Arial"/>
+                <w:sz w:val="20"/>
+                <w:szCs w:val="20"/>
+              </w:rPr>
+              <w:br/>
+              <w:t xml:space="preserve"/>
+            </w:r>
+            <w:r>
+              <w:rPr>
+                <w:rFonts w:ascii="Arial" w:cs="Arial" w:eastAsia="Arial" w:hAnsi="Arial"/>
+                <w:b w:val="false"/>
+                <w:bCs w:val="false"/>
+                <w:i/>
+                <w:iCs/>
+                <w:color w:val="555555"/>
+                <w:sz w:val="20"/>
+                <w:szCs w:val="20"/>
+              </w:rPr>
+              <w:t xml:space="preserve">→ 3–2–1: Name 3 things learned, 2 new vocab words, 1 question you still have.</w:t>
             </w:r>
           </w:p>
         </w:tc>

--- a/Video Game Design - year/Unit 3 - Physics & Collision/Daily Lesson Plans/Word/Day 22.docx
+++ b/Video Game Design - year/Unit 3 - Physics & Collision/Daily Lesson Plans/Word/Day 22.docx
@@ -380,7 +380,7 @@
                 <w:sz w:val="20"/>
                 <w:szCs w:val="20"/>
               </w:rPr>
-              <w:t xml:space="preserve">    In your own words: Demonstrate mastery of all physics and collision concepts from this unit?</w:t>
+              <w:t xml:space="preserve">    What do you think are the most important parts of Unit Assessment to demonstrate well? Why?</w:t>
             </w:r>
             <w:r>
               <w:rPr>
@@ -411,7 +411,7 @@
                 <w:sz w:val="20"/>
                 <w:szCs w:val="20"/>
               </w:rPr>
-              <w:t xml:space="preserve">Today's Goal: By the end of class you will be able to demonstrate mastery of all physics and collision concepts from this unit.</w:t>
+              <w:t xml:space="preserve">Today’s Goal: By the end of class you will be able to demonstrate mastery of all physics and collision concepts from this unit.</w:t>
             </w:r>
             <w:r>
               <w:rPr>
@@ -851,7 +851,7 @@
                 <w:sz w:val="20"/>
                 <w:szCs w:val="20"/>
               </w:rPr>
-              <w:t xml:space="preserve">Quick Check: Demonstrate mastery of all physics and collision concepts from this unit?</w:t>
+              <w:t xml:space="preserve">If you had to teach Unit Assessment to a classmate, what's the #1 thing you'd make sure they understand?</w:t>
             </w:r>
             <w:r>
               <w:rPr>

--- a/Video Game Design - year/Unit 3 - Physics & Collision/Daily Lesson Plans/Word/Day 22.docx
+++ b/Video Game Design - year/Unit 3 - Physics & Collision/Daily Lesson Plans/Word/Day 22.docx
@@ -403,6 +403,72 @@
             <w:r>
               <w:rPr>
                 <w:rFonts w:ascii="Arial" w:cs="Arial" w:eastAsia="Arial" w:hAnsi="Arial"/>
+                <w:b/>
+                <w:bCs/>
+                <w:i w:val="false"/>
+                <w:iCs w:val="false"/>
+                <w:color w:val="000000"/>
+                <w:sz w:val="20"/>
+                <w:szCs w:val="20"/>
+              </w:rPr>
+              <w:t xml:space="preserve">Vocabulary Preview — </w:t>
+            </w:r>
+            <w:r>
+              <w:rPr>
+                <w:rFonts w:ascii="Arial" w:cs="Arial" w:eastAsia="Arial" w:hAnsi="Arial"/>
+                <w:b w:val="false"/>
+                <w:bCs w:val="false"/>
+                <w:i w:val="false"/>
+                <w:iCs w:val="false"/>
+                <w:color w:val="000000"/>
+                <w:sz w:val="20"/>
+                <w:szCs w:val="20"/>
+              </w:rPr>
+              <w:t xml:space="preserve">terms we'll use today:</w:t>
+            </w:r>
+            <w:r>
+              <w:rPr>
+                <w:rFonts w:ascii="Arial" w:cs="Arial" w:eastAsia="Arial" w:hAnsi="Arial"/>
+                <w:sz w:val="20"/>
+                <w:szCs w:val="20"/>
+              </w:rPr>
+              <w:br/>
+              <w:t xml:space="preserve"/>
+            </w:r>
+            <w:r>
+              <w:rPr>
+                <w:rFonts w:ascii="Arial" w:cs="Arial" w:eastAsia="Arial" w:hAnsi="Arial"/>
+                <w:b w:val="false"/>
+                <w:bCs w:val="false"/>
+                <w:i w:val="false"/>
+                <w:iCs w:val="false"/>
+                <w:color w:val="000000"/>
+                <w:sz w:val="20"/>
+                <w:szCs w:val="20"/>
+              </w:rPr>
+              <w:t xml:space="preserve">    • 10.</w:t>
+            </w:r>
+            <w:r>
+              <w:rPr>
+                <w:rFonts w:ascii="Arial" w:cs="Arial" w:eastAsia="Arial" w:hAnsi="Arial"/>
+                <w:sz w:val="20"/>
+                <w:szCs w:val="20"/>
+              </w:rPr>
+              <w:br/>
+              <w:t xml:space="preserve"/>
+            </w:r>
+            <w:r>
+              <w:rPr>
+                <w:rFonts w:ascii="Arial" w:cs="Arial" w:eastAsia="Arial" w:hAnsi="Arial"/>
+                <w:sz w:val="20"/>
+                <w:szCs w:val="20"/>
+              </w:rPr>
+              <w:br/>
+              <w:t xml:space="preserve"/>
+            </w:r>
+            <w:r>
+              <w:rPr>
+                <w:rFonts w:ascii="Arial" w:cs="Arial" w:eastAsia="Arial" w:hAnsi="Arial"/>
                 <w:b w:val="false"/>
                 <w:bCs w:val="false"/>
                 <w:i/>
@@ -579,6 +645,310 @@
             <w:r>
               <w:rPr>
                 <w:rFonts w:ascii="Arial" w:cs="Arial" w:eastAsia="Arial" w:hAnsi="Arial"/>
+                <w:b w:val="false"/>
+                <w:bCs w:val="false"/>
+                <w:i w:val="false"/>
+                <w:iCs w:val="false"/>
+                <w:color w:val="000000"/>
+                <w:sz w:val="20"/>
+                <w:szCs w:val="20"/>
+              </w:rPr>
+              <w:t xml:space="preserve">This assessment evaluates your understanding of:</w:t>
+            </w:r>
+            <w:r>
+              <w:rPr>
+                <w:rFonts w:ascii="Arial" w:cs="Arial" w:eastAsia="Arial" w:hAnsi="Arial"/>
+                <w:sz w:val="20"/>
+                <w:szCs w:val="20"/>
+              </w:rPr>
+              <w:br/>
+              <w:t xml:space="preserve"/>
+            </w:r>
+            <w:r>
+              <w:rPr>
+                <w:rFonts w:ascii="Arial" w:cs="Arial" w:eastAsia="Arial" w:hAnsi="Arial"/>
+                <w:b w:val="false"/>
+                <w:bCs w:val="false"/>
+                <w:i w:val="false"/>
+                <w:iCs w:val="false"/>
+                <w:color w:val="000000"/>
+                <w:sz w:val="20"/>
+                <w:szCs w:val="20"/>
+              </w:rPr>
+              <w:t xml:space="preserve">1. Which component makes a GameObject subject to physics simulation?</w:t>
+            </w:r>
+            <w:r>
+              <w:rPr>
+                <w:rFonts w:ascii="Arial" w:cs="Arial" w:eastAsia="Arial" w:hAnsi="Arial"/>
+                <w:sz w:val="20"/>
+                <w:szCs w:val="20"/>
+              </w:rPr>
+              <w:br/>
+              <w:t xml:space="preserve"/>
+            </w:r>
+            <w:r>
+              <w:rPr>
+                <w:rFonts w:ascii="Arial" w:cs="Arial" w:eastAsia="Arial" w:hAnsi="Arial"/>
+                <w:sz w:val="20"/>
+                <w:szCs w:val="20"/>
+              </w:rPr>
+              <w:br/>
+              <w:t xml:space="preserve"/>
+            </w:r>
+            <w:r>
+              <w:rPr>
+                <w:rFonts w:ascii="Arial" w:cs="Arial" w:eastAsia="Arial" w:hAnsi="Arial"/>
+                <w:b/>
+                <w:bCs/>
+                <w:i w:val="false"/>
+                <w:iCs w:val="false"/>
+                <w:color w:val="000000"/>
+                <w:sz w:val="20"/>
+                <w:szCs w:val="20"/>
+              </w:rPr>
+              <w:t xml:space="preserve">Key Concepts:</w:t>
+            </w:r>
+            <w:r>
+              <w:rPr>
+                <w:rFonts w:ascii="Arial" w:cs="Arial" w:eastAsia="Arial" w:hAnsi="Arial"/>
+                <w:sz w:val="20"/>
+                <w:szCs w:val="20"/>
+              </w:rPr>
+              <w:br/>
+              <w:t xml:space="preserve"/>
+            </w:r>
+            <w:r>
+              <w:rPr>
+                <w:rFonts w:ascii="Arial" w:cs="Arial" w:eastAsia="Arial" w:hAnsi="Arial"/>
+                <w:b w:val="false"/>
+                <w:bCs w:val="false"/>
+                <w:i w:val="false"/>
+                <w:iCs w:val="false"/>
+                <w:color w:val="000000"/>
+                <w:sz w:val="20"/>
+                <w:szCs w:val="20"/>
+              </w:rPr>
+              <w:t xml:space="preserve">    • Rigidbody properties and force application</w:t>
+            </w:r>
+            <w:r>
+              <w:rPr>
+                <w:rFonts w:ascii="Arial" w:cs="Arial" w:eastAsia="Arial" w:hAnsi="Arial"/>
+                <w:sz w:val="20"/>
+                <w:szCs w:val="20"/>
+              </w:rPr>
+              <w:br/>
+              <w:t xml:space="preserve"/>
+            </w:r>
+            <w:r>
+              <w:rPr>
+                <w:rFonts w:ascii="Arial" w:cs="Arial" w:eastAsia="Arial" w:hAnsi="Arial"/>
+                <w:b w:val="false"/>
+                <w:bCs w:val="false"/>
+                <w:i w:val="false"/>
+                <w:iCs w:val="false"/>
+                <w:color w:val="000000"/>
+                <w:sz w:val="20"/>
+                <w:szCs w:val="20"/>
+              </w:rPr>
+              <w:t xml:space="preserve">    • Colliders and collision detection</w:t>
+            </w:r>
+            <w:r>
+              <w:rPr>
+                <w:rFonts w:ascii="Arial" w:cs="Arial" w:eastAsia="Arial" w:hAnsi="Arial"/>
+                <w:sz w:val="20"/>
+                <w:szCs w:val="20"/>
+              </w:rPr>
+              <w:br/>
+              <w:t xml:space="preserve"/>
+            </w:r>
+            <w:r>
+              <w:rPr>
+                <w:rFonts w:ascii="Arial" w:cs="Arial" w:eastAsia="Arial" w:hAnsi="Arial"/>
+                <w:b w:val="false"/>
+                <w:bCs w:val="false"/>
+                <w:i w:val="false"/>
+                <w:iCs w:val="false"/>
+                <w:color w:val="000000"/>
+                <w:sz w:val="20"/>
+                <w:szCs w:val="20"/>
+              </w:rPr>
+              <w:t xml:space="preserve">    • Trigger zones and physics events</w:t>
+            </w:r>
+            <w:r>
+              <w:rPr>
+                <w:rFonts w:ascii="Arial" w:cs="Arial" w:eastAsia="Arial" w:hAnsi="Arial"/>
+                <w:sz w:val="20"/>
+                <w:szCs w:val="20"/>
+              </w:rPr>
+              <w:br/>
+              <w:t xml:space="preserve"/>
+            </w:r>
+            <w:r>
+              <w:rPr>
+                <w:rFonts w:ascii="Arial" w:cs="Arial" w:eastAsia="Arial" w:hAnsi="Arial"/>
+                <w:b w:val="false"/>
+                <w:bCs w:val="false"/>
+                <w:i w:val="false"/>
+                <w:iCs w:val="false"/>
+                <w:color w:val="000000"/>
+                <w:sz w:val="20"/>
+                <w:szCs w:val="20"/>
+              </w:rPr>
+              <w:t xml:space="preserve">    • Raycasting and overlap detection</w:t>
+            </w:r>
+            <w:r>
+              <w:rPr>
+                <w:rFonts w:ascii="Arial" w:cs="Arial" w:eastAsia="Arial" w:hAnsi="Arial"/>
+                <w:sz w:val="20"/>
+                <w:szCs w:val="20"/>
+              </w:rPr>
+              <w:br/>
+              <w:t xml:space="preserve"/>
+            </w:r>
+            <w:r>
+              <w:rPr>
+                <w:rFonts w:ascii="Arial" w:cs="Arial" w:eastAsia="Arial" w:hAnsi="Arial"/>
+                <w:b w:val="false"/>
+                <w:bCs w:val="false"/>
+                <w:i w:val="false"/>
+                <w:iCs w:val="false"/>
+                <w:color w:val="000000"/>
+                <w:sz w:val="20"/>
+                <w:szCs w:val="20"/>
+              </w:rPr>
+              <w:t xml:space="preserve">    • Joints and constraints</w:t>
+            </w:r>
+            <w:r>
+              <w:rPr>
+                <w:rFonts w:ascii="Arial" w:cs="Arial" w:eastAsia="Arial" w:hAnsi="Arial"/>
+                <w:sz w:val="20"/>
+                <w:szCs w:val="20"/>
+              </w:rPr>
+              <w:br/>
+              <w:t xml:space="preserve"/>
+            </w:r>
+            <w:r>
+              <w:rPr>
+                <w:rFonts w:ascii="Arial" w:cs="Arial" w:eastAsia="Arial" w:hAnsi="Arial"/>
+                <w:b w:val="false"/>
+                <w:bCs w:val="false"/>
+                <w:i w:val="false"/>
+                <w:iCs w:val="false"/>
+                <w:color w:val="000000"/>
+                <w:sz w:val="20"/>
+                <w:szCs w:val="20"/>
+              </w:rPr>
+              <w:t xml:space="preserve">    • Physics materials and friction</w:t>
+            </w:r>
+            <w:r>
+              <w:rPr>
+                <w:rFonts w:ascii="Arial" w:cs="Arial" w:eastAsia="Arial" w:hAnsi="Arial"/>
+                <w:sz w:val="20"/>
+                <w:szCs w:val="20"/>
+              </w:rPr>
+              <w:br/>
+              <w:t xml:space="preserve"/>
+            </w:r>
+            <w:r>
+              <w:rPr>
+                <w:rFonts w:ascii="Arial" w:cs="Arial" w:eastAsia="Arial" w:hAnsi="Arial"/>
+                <w:b w:val="false"/>
+                <w:bCs w:val="false"/>
+                <w:i w:val="false"/>
+                <w:iCs w:val="false"/>
+                <w:color w:val="000000"/>
+                <w:sz w:val="20"/>
+                <w:szCs w:val="20"/>
+              </w:rPr>
+              <w:t xml:space="preserve">    • 2D physics systems</w:t>
+            </w:r>
+            <w:r>
+              <w:rPr>
+                <w:rFonts w:ascii="Arial" w:cs="Arial" w:eastAsia="Arial" w:hAnsi="Arial"/>
+                <w:sz w:val="20"/>
+                <w:szCs w:val="20"/>
+              </w:rPr>
+              <w:br/>
+              <w:t xml:space="preserve"/>
+            </w:r>
+            <w:r>
+              <w:rPr>
+                <w:rFonts w:ascii="Arial" w:cs="Arial" w:eastAsia="Arial" w:hAnsi="Arial"/>
+                <w:b w:val="false"/>
+                <w:bCs w:val="false"/>
+                <w:i w:val="false"/>
+                <w:iCs w:val="false"/>
+                <w:color w:val="000000"/>
+                <w:sz w:val="20"/>
+                <w:szCs w:val="20"/>
+              </w:rPr>
+              <w:t xml:space="preserve">    • Physics optimization and debugging</w:t>
+            </w:r>
+            <w:r>
+              <w:rPr>
+                <w:rFonts w:ascii="Arial" w:cs="Arial" w:eastAsia="Arial" w:hAnsi="Arial"/>
+                <w:sz w:val="20"/>
+                <w:szCs w:val="20"/>
+              </w:rPr>
+              <w:br/>
+              <w:t xml:space="preserve"/>
+            </w:r>
+            <w:r>
+              <w:rPr>
+                <w:rFonts w:ascii="Arial" w:cs="Arial" w:eastAsia="Arial" w:hAnsi="Arial"/>
+                <w:sz w:val="20"/>
+                <w:szCs w:val="20"/>
+              </w:rPr>
+              <w:br/>
+              <w:t xml:space="preserve"/>
+            </w:r>
+            <w:r>
+              <w:rPr>
+                <w:rFonts w:ascii="Arial" w:cs="Arial" w:eastAsia="Arial" w:hAnsi="Arial"/>
+                <w:b/>
+                <w:bCs/>
+                <w:i w:val="false"/>
+                <w:iCs w:val="false"/>
+                <w:color w:val="000000"/>
+                <w:sz w:val="20"/>
+                <w:szCs w:val="20"/>
+              </w:rPr>
+              <w:t xml:space="preserve">Vocabulary: </w:t>
+            </w:r>
+            <w:r>
+              <w:rPr>
+                <w:rFonts w:ascii="Arial" w:cs="Arial" w:eastAsia="Arial" w:hAnsi="Arial"/>
+                <w:b w:val="false"/>
+                <w:bCs w:val="false"/>
+                <w:i w:val="false"/>
+                <w:iCs w:val="false"/>
+                <w:color w:val="000000"/>
+                <w:sz w:val="20"/>
+                <w:szCs w:val="20"/>
+              </w:rPr>
+              <w:t xml:space="preserve">10.</w:t>
+            </w:r>
+            <w:r>
+              <w:rPr>
+                <w:rFonts w:ascii="Arial" w:cs="Arial" w:eastAsia="Arial" w:hAnsi="Arial"/>
+                <w:sz w:val="20"/>
+                <w:szCs w:val="20"/>
+              </w:rPr>
+              <w:br/>
+              <w:t xml:space="preserve"/>
+            </w:r>
+            <w:r>
+              <w:rPr>
+                <w:rFonts w:ascii="Arial" w:cs="Arial" w:eastAsia="Arial" w:hAnsi="Arial"/>
+                <w:sz w:val="20"/>
+                <w:szCs w:val="20"/>
+              </w:rPr>
+              <w:br/>
+              <w:t xml:space="preserve"/>
+            </w:r>
+            <w:r>
+              <w:rPr>
+                <w:rFonts w:ascii="Arial" w:cs="Arial" w:eastAsia="Arial" w:hAnsi="Arial"/>
                 <w:b/>
                 <w:bCs/>
                 <w:i/>
@@ -715,6 +1085,19 @@
             <w:r>
               <w:rPr>
                 <w:rFonts w:ascii="Arial" w:cs="Arial" w:eastAsia="Arial" w:hAnsi="Arial"/>
+                <w:b/>
+                <w:bCs/>
+                <w:i w:val="false"/>
+                <w:iCs w:val="false"/>
+                <w:color w:val="000000"/>
+                <w:sz w:val="20"/>
+                <w:szCs w:val="20"/>
+              </w:rPr>
+              <w:t xml:space="preserve">    Beginner: </w:t>
+            </w:r>
+            <w:r>
+              <w:rPr>
+                <w:rFonts w:ascii="Arial" w:cs="Arial" w:eastAsia="Arial" w:hAnsi="Arial"/>
                 <w:b w:val="false"/>
                 <w:bCs w:val="false"/>
                 <w:i w:val="false"/>
@@ -723,7 +1106,77 @@
                 <w:sz w:val="20"/>
                 <w:szCs w:val="20"/>
               </w:rPr>
-              <w:t xml:space="preserve">    Work through problems from the day's exercise set.</w:t>
+              <w:t xml:space="preserve">1: Ground Detection (Beginner) Write a script that uses raycasting to detect if a player is on the ground, and only allows jumping when grou…</w:t>
+            </w:r>
+            <w:r>
+              <w:rPr>
+                <w:rFonts w:ascii="Arial" w:cs="Arial" w:eastAsia="Arial" w:hAnsi="Arial"/>
+                <w:sz w:val="20"/>
+                <w:szCs w:val="20"/>
+              </w:rPr>
+              <w:br/>
+              <w:t xml:space="preserve"/>
+            </w:r>
+            <w:r>
+              <w:rPr>
+                <w:rFonts w:ascii="Arial" w:cs="Arial" w:eastAsia="Arial" w:hAnsi="Arial"/>
+                <w:b/>
+                <w:bCs/>
+                <w:i w:val="false"/>
+                <w:iCs w:val="false"/>
+                <w:color w:val="000000"/>
+                <w:sz w:val="20"/>
+                <w:szCs w:val="20"/>
+              </w:rPr>
+              <w:t xml:space="preserve">    Intermediate: </w:t>
+            </w:r>
+            <w:r>
+              <w:rPr>
+                <w:rFonts w:ascii="Arial" w:cs="Arial" w:eastAsia="Arial" w:hAnsi="Arial"/>
+                <w:b w:val="false"/>
+                <w:bCs w:val="false"/>
+                <w:i w:val="false"/>
+                <w:iCs w:val="false"/>
+                <w:color w:val="000000"/>
+                <w:sz w:val="20"/>
+                <w:szCs w:val="20"/>
+              </w:rPr>
+              <w:t xml:space="preserve">2: Pickup System (Intermediate) Write a complete pickup system: - Pickup sphere with trigger collider - Detect when player touches it - Add…</w:t>
+            </w:r>
+            <w:r>
+              <w:rPr>
+                <w:rFonts w:ascii="Arial" w:cs="Arial" w:eastAsia="Arial" w:hAnsi="Arial"/>
+                <w:sz w:val="20"/>
+                <w:szCs w:val="20"/>
+              </w:rPr>
+              <w:br/>
+              <w:t xml:space="preserve"/>
+            </w:r>
+            <w:r>
+              <w:rPr>
+                <w:rFonts w:ascii="Arial" w:cs="Arial" w:eastAsia="Arial" w:hAnsi="Arial"/>
+                <w:b/>
+                <w:bCs/>
+                <w:i w:val="false"/>
+                <w:iCs w:val="false"/>
+                <w:color w:val="000000"/>
+                <w:sz w:val="20"/>
+                <w:szCs w:val="20"/>
+              </w:rPr>
+              <w:t xml:space="preserve">    Challenge: </w:t>
+            </w:r>
+            <w:r>
+              <w:rPr>
+                <w:rFonts w:ascii="Arial" w:cs="Arial" w:eastAsia="Arial" w:hAnsi="Arial"/>
+                <w:b w:val="false"/>
+                <w:bCs w:val="false"/>
+                <w:i w:val="false"/>
+                <w:iCs w:val="false"/>
+                <w:color w:val="000000"/>
+                <w:sz w:val="20"/>
+                <w:szCs w:val="20"/>
+              </w:rPr>
+              <w:t xml:space="preserve">3: Physics-Based Pusher (Advanced) Write a script that detects objects in a radius (Physics.OverlapSphere) and applies outward force if thei…</w:t>
             </w:r>
             <w:r>
               <w:rPr>
@@ -891,6 +1344,934 @@
     <w:p>
       <w:pPr>
         <w:spacing w:after="200"/>
+      </w:pPr>
+    </w:p>
+    <w:p>
+      <w:pPr>
+        <w:pBdr>
+          <w:bottom w:val="single" w:color="5B2D8E" w:sz="4" w:space="4"/>
+        </w:pBdr>
+        <w:spacing w:after="100" w:before="120"/>
+      </w:pPr>
+      <w:r>
+        <w:rPr>
+          <w:rFonts w:ascii="Arial" w:cs="Arial" w:eastAsia="Arial" w:hAnsi="Arial"/>
+          <w:b/>
+          <w:bCs/>
+          <w:color w:val="5B2D8E"/>
+          <w:sz w:val="24"/>
+          <w:szCs w:val="24"/>
+        </w:rPr>
+        <w:t xml:space="preserve">Key Concepts</w:t>
+      </w:r>
+    </w:p>
+    <w:p>
+      <w:pPr>
+        <w:spacing w:after="60"/>
+      </w:pPr>
+      <w:r>
+        <w:rPr>
+          <w:rFonts w:ascii="Arial" w:cs="Arial" w:eastAsia="Arial" w:hAnsi="Arial"/>
+          <w:sz w:val="20"/>
+          <w:szCs w:val="20"/>
+        </w:rPr>
+        <w:t xml:space="preserve">This assessment evaluates your understanding of:</w:t>
+      </w:r>
+    </w:p>
+    <w:p>
+      <w:pPr>
+        <w:spacing w:after="60"/>
+        <w:ind w:left="360"/>
+      </w:pPr>
+      <w:r>
+        <w:rPr>
+          <w:rFonts w:ascii="Arial" w:cs="Arial" w:eastAsia="Arial" w:hAnsi="Arial"/>
+          <w:sz w:val="20"/>
+          <w:szCs w:val="20"/>
+        </w:rPr>
+        <w:t xml:space="preserve">• </w:t>
+      </w:r>
+      <w:r>
+        <w:rPr>
+          <w:rFonts w:ascii="Arial" w:cs="Arial" w:eastAsia="Arial" w:hAnsi="Arial"/>
+          <w:sz w:val="20"/>
+          <w:szCs w:val="20"/>
+        </w:rPr>
+        <w:t xml:space="preserve">Rigidbody properties and force application</w:t>
+      </w:r>
+    </w:p>
+    <w:p>
+      <w:pPr>
+        <w:spacing w:after="60"/>
+        <w:ind w:left="360"/>
+      </w:pPr>
+      <w:r>
+        <w:rPr>
+          <w:rFonts w:ascii="Arial" w:cs="Arial" w:eastAsia="Arial" w:hAnsi="Arial"/>
+          <w:sz w:val="20"/>
+          <w:szCs w:val="20"/>
+        </w:rPr>
+        <w:t xml:space="preserve">• </w:t>
+      </w:r>
+      <w:r>
+        <w:rPr>
+          <w:rFonts w:ascii="Arial" w:cs="Arial" w:eastAsia="Arial" w:hAnsi="Arial"/>
+          <w:sz w:val="20"/>
+          <w:szCs w:val="20"/>
+        </w:rPr>
+        <w:t xml:space="preserve">Colliders and collision detection</w:t>
+      </w:r>
+    </w:p>
+    <w:p>
+      <w:pPr>
+        <w:spacing w:after="60"/>
+        <w:ind w:left="360"/>
+      </w:pPr>
+      <w:r>
+        <w:rPr>
+          <w:rFonts w:ascii="Arial" w:cs="Arial" w:eastAsia="Arial" w:hAnsi="Arial"/>
+          <w:sz w:val="20"/>
+          <w:szCs w:val="20"/>
+        </w:rPr>
+        <w:t xml:space="preserve">• </w:t>
+      </w:r>
+      <w:r>
+        <w:rPr>
+          <w:rFonts w:ascii="Arial" w:cs="Arial" w:eastAsia="Arial" w:hAnsi="Arial"/>
+          <w:sz w:val="20"/>
+          <w:szCs w:val="20"/>
+        </w:rPr>
+        <w:t xml:space="preserve">Trigger zones and physics events</w:t>
+      </w:r>
+    </w:p>
+    <w:p>
+      <w:pPr>
+        <w:spacing w:after="60"/>
+        <w:ind w:left="360"/>
+      </w:pPr>
+      <w:r>
+        <w:rPr>
+          <w:rFonts w:ascii="Arial" w:cs="Arial" w:eastAsia="Arial" w:hAnsi="Arial"/>
+          <w:sz w:val="20"/>
+          <w:szCs w:val="20"/>
+        </w:rPr>
+        <w:t xml:space="preserve">• </w:t>
+      </w:r>
+      <w:r>
+        <w:rPr>
+          <w:rFonts w:ascii="Arial" w:cs="Arial" w:eastAsia="Arial" w:hAnsi="Arial"/>
+          <w:sz w:val="20"/>
+          <w:szCs w:val="20"/>
+        </w:rPr>
+        <w:t xml:space="preserve">Raycasting and overlap detection</w:t>
+      </w:r>
+    </w:p>
+    <w:p>
+      <w:pPr>
+        <w:spacing w:after="60"/>
+        <w:ind w:left="360"/>
+      </w:pPr>
+      <w:r>
+        <w:rPr>
+          <w:rFonts w:ascii="Arial" w:cs="Arial" w:eastAsia="Arial" w:hAnsi="Arial"/>
+          <w:sz w:val="20"/>
+          <w:szCs w:val="20"/>
+        </w:rPr>
+        <w:t xml:space="preserve">• </w:t>
+      </w:r>
+      <w:r>
+        <w:rPr>
+          <w:rFonts w:ascii="Arial" w:cs="Arial" w:eastAsia="Arial" w:hAnsi="Arial"/>
+          <w:sz w:val="20"/>
+          <w:szCs w:val="20"/>
+        </w:rPr>
+        <w:t xml:space="preserve">Joints and constraints</w:t>
+      </w:r>
+    </w:p>
+    <w:p>
+      <w:pPr>
+        <w:spacing w:after="60"/>
+        <w:ind w:left="360"/>
+      </w:pPr>
+      <w:r>
+        <w:rPr>
+          <w:rFonts w:ascii="Arial" w:cs="Arial" w:eastAsia="Arial" w:hAnsi="Arial"/>
+          <w:sz w:val="20"/>
+          <w:szCs w:val="20"/>
+        </w:rPr>
+        <w:t xml:space="preserve">• </w:t>
+      </w:r>
+      <w:r>
+        <w:rPr>
+          <w:rFonts w:ascii="Arial" w:cs="Arial" w:eastAsia="Arial" w:hAnsi="Arial"/>
+          <w:sz w:val="20"/>
+          <w:szCs w:val="20"/>
+        </w:rPr>
+        <w:t xml:space="preserve">Physics materials and friction</w:t>
+      </w:r>
+    </w:p>
+    <w:p>
+      <w:pPr>
+        <w:spacing w:after="60"/>
+        <w:ind w:left="360"/>
+      </w:pPr>
+      <w:r>
+        <w:rPr>
+          <w:rFonts w:ascii="Arial" w:cs="Arial" w:eastAsia="Arial" w:hAnsi="Arial"/>
+          <w:sz w:val="20"/>
+          <w:szCs w:val="20"/>
+        </w:rPr>
+        <w:t xml:space="preserve">• </w:t>
+      </w:r>
+      <w:r>
+        <w:rPr>
+          <w:rFonts w:ascii="Arial" w:cs="Arial" w:eastAsia="Arial" w:hAnsi="Arial"/>
+          <w:sz w:val="20"/>
+          <w:szCs w:val="20"/>
+        </w:rPr>
+        <w:t xml:space="preserve">2D physics systems</w:t>
+      </w:r>
+    </w:p>
+    <w:p>
+      <w:pPr>
+        <w:spacing w:after="60"/>
+        <w:ind w:left="360"/>
+      </w:pPr>
+      <w:r>
+        <w:rPr>
+          <w:rFonts w:ascii="Arial" w:cs="Arial" w:eastAsia="Arial" w:hAnsi="Arial"/>
+          <w:sz w:val="20"/>
+          <w:szCs w:val="20"/>
+        </w:rPr>
+        <w:t xml:space="preserve">• </w:t>
+      </w:r>
+      <w:r>
+        <w:rPr>
+          <w:rFonts w:ascii="Arial" w:cs="Arial" w:eastAsia="Arial" w:hAnsi="Arial"/>
+          <w:sz w:val="20"/>
+          <w:szCs w:val="20"/>
+        </w:rPr>
+        <w:t xml:space="preserve">Physics optimization and debugging</w:t>
+      </w:r>
+    </w:p>
+    <w:p>
+      <w:pPr>
+        <w:spacing w:after="60"/>
+      </w:pPr>
+      <w:r>
+        <w:rPr>
+          <w:rFonts w:ascii="Arial" w:cs="Arial" w:eastAsia="Arial" w:hAnsi="Arial"/>
+          <w:sz w:val="20"/>
+          <w:szCs w:val="20"/>
+        </w:rPr>
+        <w:t xml:space="preserve">1. Which component makes a GameObject subject to physics simulation?</w:t>
+      </w:r>
+    </w:p>
+    <w:p>
+      <w:pPr>
+        <w:spacing w:after="60"/>
+      </w:pPr>
+      <w:r>
+        <w:rPr>
+          <w:rFonts w:ascii="Arial" w:cs="Arial" w:eastAsia="Arial" w:hAnsi="Arial"/>
+          <w:sz w:val="20"/>
+          <w:szCs w:val="20"/>
+        </w:rPr>
+        <w:t xml:space="preserve">A) Collider</w:t>
+      </w:r>
+    </w:p>
+    <w:p>
+      <w:pPr>
+        <w:spacing w:after="60"/>
+      </w:pPr>
+      <w:r>
+        <w:rPr>
+          <w:rFonts w:ascii="Arial" w:cs="Arial" w:eastAsia="Arial" w:hAnsi="Arial"/>
+          <w:sz w:val="20"/>
+          <w:szCs w:val="20"/>
+        </w:rPr>
+        <w:t xml:space="preserve">B) Rigidbody</w:t>
+      </w:r>
+    </w:p>
+    <w:p>
+      <w:pPr>
+        <w:spacing w:after="60"/>
+      </w:pPr>
+      <w:r>
+        <w:rPr>
+          <w:rFonts w:ascii="Arial" w:cs="Arial" w:eastAsia="Arial" w:hAnsi="Arial"/>
+          <w:sz w:val="20"/>
+          <w:szCs w:val="20"/>
+        </w:rPr>
+        <w:t xml:space="preserve">C) PhysicsMaterial</w:t>
+      </w:r>
+    </w:p>
+    <w:p>
+      <w:pPr>
+        <w:spacing w:after="60"/>
+      </w:pPr>
+      <w:r>
+        <w:rPr>
+          <w:rFonts w:ascii="Arial" w:cs="Arial" w:eastAsia="Arial" w:hAnsi="Arial"/>
+          <w:sz w:val="20"/>
+          <w:szCs w:val="20"/>
+        </w:rPr>
+        <w:t xml:space="preserve">D) Constraint</w:t>
+      </w:r>
+    </w:p>
+    <w:p>
+      <w:pPr>
+        <w:spacing w:after="60"/>
+      </w:pPr>
+      <w:r>
+        <w:rPr>
+          <w:rFonts w:ascii="Arial" w:cs="Arial" w:eastAsia="Arial" w:hAnsi="Arial"/>
+          <w:sz w:val="20"/>
+          <w:szCs w:val="20"/>
+        </w:rPr>
+        <w:t xml:space="preserve">2. What is the difference between OnCollisionEnter and OnTriggerEnter?</w:t>
+      </w:r>
+    </w:p>
+    <w:p>
+      <w:pPr>
+        <w:spacing w:after="60"/>
+      </w:pPr>
+      <w:r>
+        <w:rPr>
+          <w:rFonts w:ascii="Arial" w:cs="Arial" w:eastAsia="Arial" w:hAnsi="Arial"/>
+          <w:sz w:val="20"/>
+          <w:szCs w:val="20"/>
+        </w:rPr>
+        <w:t xml:space="preserve">A) OnCollisionEnter is for triggers, OnTriggerEnter is for collisions</w:t>
+      </w:r>
+    </w:p>
+    <w:p>
+      <w:pPr>
+        <w:spacing w:after="60"/>
+      </w:pPr>
+      <w:r>
+        <w:rPr>
+          <w:rFonts w:ascii="Arial" w:cs="Arial" w:eastAsia="Arial" w:hAnsi="Arial"/>
+          <w:sz w:val="20"/>
+          <w:szCs w:val="20"/>
+        </w:rPr>
+        <w:t xml:space="preserve">B) OnCollisionEnter requires both objects to have Rigidbodies, OnTriggerEnter requires isTrigger = true</w:t>
+      </w:r>
+    </w:p>
+    <w:p>
+      <w:pPr>
+        <w:spacing w:after="60"/>
+      </w:pPr>
+      <w:r>
+        <w:rPr>
+          <w:rFonts w:ascii="Arial" w:cs="Arial" w:eastAsia="Arial" w:hAnsi="Arial"/>
+          <w:sz w:val="20"/>
+          <w:szCs w:val="20"/>
+        </w:rPr>
+        <w:t xml:space="preserve">C) They are identical</w:t>
+      </w:r>
+    </w:p>
+    <w:p>
+      <w:pPr>
+        <w:spacing w:after="60"/>
+      </w:pPr>
+      <w:r>
+        <w:rPr>
+          <w:rFonts w:ascii="Arial" w:cs="Arial" w:eastAsia="Arial" w:hAnsi="Arial"/>
+          <w:sz w:val="20"/>
+          <w:szCs w:val="20"/>
+        </w:rPr>
+        <w:t xml:space="preserve">D) OnCollisionEnter only works in 2D</w:t>
+      </w:r>
+    </w:p>
+    <w:p>
+      <w:pPr>
+        <w:spacing w:after="60"/>
+      </w:pPr>
+      <w:r>
+        <w:rPr>
+          <w:rFonts w:ascii="Arial" w:cs="Arial" w:eastAsia="Arial" w:hAnsi="Arial"/>
+          <w:sz w:val="20"/>
+          <w:szCs w:val="20"/>
+        </w:rPr>
+        <w:t xml:space="preserve">3. Which ForceMode applies an instant force like a punch?</w:t>
+      </w:r>
+    </w:p>
+    <w:p>
+      <w:pPr>
+        <w:spacing w:after="60"/>
+      </w:pPr>
+      <w:r>
+        <w:rPr>
+          <w:rFonts w:ascii="Arial" w:cs="Arial" w:eastAsia="Arial" w:hAnsi="Arial"/>
+          <w:sz w:val="20"/>
+          <w:szCs w:val="20"/>
+        </w:rPr>
+        <w:t xml:space="preserve">A) Force</w:t>
+      </w:r>
+    </w:p>
+    <w:p>
+      <w:pPr>
+        <w:spacing w:after="60"/>
+      </w:pPr>
+      <w:r>
+        <w:rPr>
+          <w:rFonts w:ascii="Arial" w:cs="Arial" w:eastAsia="Arial" w:hAnsi="Arial"/>
+          <w:sz w:val="20"/>
+          <w:szCs w:val="20"/>
+        </w:rPr>
+        <w:t xml:space="preserve">B) Impulse</w:t>
+      </w:r>
+    </w:p>
+    <w:p>
+      <w:pPr>
+        <w:spacing w:after="60"/>
+      </w:pPr>
+      <w:r>
+        <w:rPr>
+          <w:rFonts w:ascii="Arial" w:cs="Arial" w:eastAsia="Arial" w:hAnsi="Arial"/>
+          <w:sz w:val="20"/>
+          <w:szCs w:val="20"/>
+        </w:rPr>
+        <w:t xml:space="preserve">C) VelocityChange</w:t>
+      </w:r>
+    </w:p>
+    <w:p>
+      <w:pPr>
+        <w:spacing w:after="60"/>
+      </w:pPr>
+      <w:r>
+        <w:rPr>
+          <w:rFonts w:ascii="Arial" w:cs="Arial" w:eastAsia="Arial" w:hAnsi="Arial"/>
+          <w:sz w:val="20"/>
+          <w:szCs w:val="20"/>
+        </w:rPr>
+        <w:t xml:space="preserve">D) Acceleration</w:t>
+      </w:r>
+    </w:p>
+    <w:p>
+      <w:pPr>
+        <w:spacing w:after="60"/>
+      </w:pPr>
+      <w:r>
+        <w:rPr>
+          <w:rFonts w:ascii="Arial" w:cs="Arial" w:eastAsia="Arial" w:hAnsi="Arial"/>
+          <w:sz w:val="20"/>
+          <w:szCs w:val="20"/>
+        </w:rPr>
+        <w:t xml:space="preserve">4. What does Physics.Raycast return if it hits something?</w:t>
+      </w:r>
+    </w:p>
+    <w:p>
+      <w:pPr>
+        <w:spacing w:after="60"/>
+      </w:pPr>
+      <w:r>
+        <w:rPr>
+          <w:rFonts w:ascii="Arial" w:cs="Arial" w:eastAsia="Arial" w:hAnsi="Arial"/>
+          <w:sz w:val="20"/>
+          <w:szCs w:val="20"/>
+        </w:rPr>
+        <w:t xml:space="preserve">A) The distance to the object</w:t>
+      </w:r>
+    </w:p>
+    <w:p>
+      <w:pPr>
+        <w:spacing w:after="60"/>
+      </w:pPr>
+      <w:r>
+        <w:rPr>
+          <w:rFonts w:ascii="Arial" w:cs="Arial" w:eastAsia="Arial" w:hAnsi="Arial"/>
+          <w:sz w:val="20"/>
+          <w:szCs w:val="20"/>
+        </w:rPr>
+        <w:t xml:space="preserve">B) True and fills the RaycastHit parameter</w:t>
+      </w:r>
+    </w:p>
+    <w:p>
+      <w:pPr>
+        <w:spacing w:after="60"/>
+      </w:pPr>
+      <w:r>
+        <w:rPr>
+          <w:rFonts w:ascii="Arial" w:cs="Arial" w:eastAsia="Arial" w:hAnsi="Arial"/>
+          <w:sz w:val="20"/>
+          <w:szCs w:val="20"/>
+        </w:rPr>
+        <w:t xml:space="preserve">C) The GameObject hit</w:t>
+      </w:r>
+    </w:p>
+    <w:p>
+      <w:pPr>
+        <w:spacing w:after="60"/>
+      </w:pPr>
+      <w:r>
+        <w:rPr>
+          <w:rFonts w:ascii="Arial" w:cs="Arial" w:eastAsia="Arial" w:hAnsi="Arial"/>
+          <w:sz w:val="20"/>
+          <w:szCs w:val="20"/>
+        </w:rPr>
+        <w:t xml:space="preserve">D) A Vector3 position</w:t>
+      </w:r>
+    </w:p>
+    <w:p>
+      <w:pPr>
+        <w:spacing w:after="60"/>
+      </w:pPr>
+      <w:r>
+        <w:rPr>
+          <w:rFonts w:ascii="Arial" w:cs="Arial" w:eastAsia="Arial" w:hAnsi="Arial"/>
+          <w:sz w:val="20"/>
+          <w:szCs w:val="20"/>
+        </w:rPr>
+        <w:t xml:space="preserve">5. What property controls how sticky an object is on surfaces?</w:t>
+      </w:r>
+    </w:p>
+    <w:p>
+      <w:pPr>
+        <w:spacing w:after="60"/>
+      </w:pPr>
+      <w:r>
+        <w:rPr>
+          <w:rFonts w:ascii="Arial" w:cs="Arial" w:eastAsia="Arial" w:hAnsi="Arial"/>
+          <w:sz w:val="20"/>
+          <w:szCs w:val="20"/>
+        </w:rPr>
+        <w:t xml:space="preserve">A) Drag</w:t>
+      </w:r>
+    </w:p>
+    <w:p>
+      <w:pPr>
+        <w:spacing w:after="60"/>
+      </w:pPr>
+      <w:r>
+        <w:rPr>
+          <w:rFonts w:ascii="Arial" w:cs="Arial" w:eastAsia="Arial" w:hAnsi="Arial"/>
+          <w:sz w:val="20"/>
+          <w:szCs w:val="20"/>
+        </w:rPr>
+        <w:t xml:space="preserve">B) Angular Drag</w:t>
+      </w:r>
+    </w:p>
+    <w:p>
+      <w:pPr>
+        <w:spacing w:after="60"/>
+      </w:pPr>
+      <w:r>
+        <w:rPr>
+          <w:rFonts w:ascii="Arial" w:cs="Arial" w:eastAsia="Arial" w:hAnsi="Arial"/>
+          <w:sz w:val="20"/>
+          <w:szCs w:val="20"/>
+        </w:rPr>
+        <w:t xml:space="preserve">C) Friction</w:t>
+      </w:r>
+    </w:p>
+    <w:p>
+      <w:pPr>
+        <w:spacing w:after="60"/>
+      </w:pPr>
+      <w:r>
+        <w:rPr>
+          <w:rFonts w:ascii="Arial" w:cs="Arial" w:eastAsia="Arial" w:hAnsi="Arial"/>
+          <w:sz w:val="20"/>
+          <w:szCs w:val="20"/>
+        </w:rPr>
+        <w:t xml:space="preserve">D) Bounciness</w:t>
+      </w:r>
+    </w:p>
+    <w:p>
+      <w:pPr>
+        <w:spacing w:after="60"/>
+      </w:pPr>
+      <w:r>
+        <w:rPr>
+          <w:rFonts w:ascii="Arial" w:cs="Arial" w:eastAsia="Arial" w:hAnsi="Arial"/>
+          <w:sz w:val="20"/>
+          <w:szCs w:val="20"/>
+        </w:rPr>
+        <w:t xml:space="preserve">6. When should you use MeshCollider on a moving object?</w:t>
+      </w:r>
+    </w:p>
+    <w:p>
+      <w:pPr>
+        <w:spacing w:after="60"/>
+      </w:pPr>
+      <w:r>
+        <w:rPr>
+          <w:rFonts w:ascii="Arial" w:cs="Arial" w:eastAsia="Arial" w:hAnsi="Arial"/>
+          <w:sz w:val="20"/>
+          <w:szCs w:val="20"/>
+        </w:rPr>
+        <w:t xml:space="preserve">A) Always, for accuracy</w:t>
+      </w:r>
+    </w:p>
+    <w:p>
+      <w:pPr>
+        <w:spacing w:after="60"/>
+      </w:pPr>
+      <w:r>
+        <w:rPr>
+          <w:rFonts w:ascii="Arial" w:cs="Arial" w:eastAsia="Arial" w:hAnsi="Arial"/>
+          <w:sz w:val="20"/>
+          <w:szCs w:val="20"/>
+        </w:rPr>
+        <w:t xml:space="preserve">B) Never, too expensive</w:t>
+      </w:r>
+    </w:p>
+    <w:p>
+      <w:pPr>
+        <w:spacing w:after="60"/>
+      </w:pPr>
+      <w:r>
+        <w:rPr>
+          <w:rFonts w:ascii="Arial" w:cs="Arial" w:eastAsia="Arial" w:hAnsi="Arial"/>
+          <w:sz w:val="20"/>
+          <w:szCs w:val="20"/>
+        </w:rPr>
+        <w:t xml:space="preserve">C) Only with Convex = true</w:t>
+      </w:r>
+    </w:p>
+    <w:p>
+      <w:pPr>
+        <w:spacing w:after="60"/>
+      </w:pPr>
+      <w:r>
+        <w:rPr>
+          <w:rFonts w:ascii="Arial" w:cs="Arial" w:eastAsia="Arial" w:hAnsi="Arial"/>
+          <w:sz w:val="20"/>
+          <w:szCs w:val="20"/>
+        </w:rPr>
+        <w:t xml:space="preserve">D) Only for static objects</w:t>
+      </w:r>
+    </w:p>
+    <w:p>
+      <w:pPr>
+        <w:spacing w:after="60"/>
+      </w:pPr>
+      <w:r>
+        <w:rPr>
+          <w:rFonts w:ascii="Arial" w:cs="Arial" w:eastAsia="Arial" w:hAnsi="Arial"/>
+          <w:sz w:val="20"/>
+          <w:szCs w:val="20"/>
+        </w:rPr>
+        <w:t xml:space="preserve">7. Which method is called every frame while two objects are in contact?</w:t>
+      </w:r>
+    </w:p>
+    <w:p>
+      <w:pPr>
+        <w:spacing w:after="60"/>
+      </w:pPr>
+      <w:r>
+        <w:rPr>
+          <w:rFonts w:ascii="Arial" w:cs="Arial" w:eastAsia="Arial" w:hAnsi="Arial"/>
+          <w:sz w:val="20"/>
+          <w:szCs w:val="20"/>
+        </w:rPr>
+        <w:t xml:space="preserve">A) OnCollisionEnter</w:t>
+      </w:r>
+    </w:p>
+    <w:p>
+      <w:pPr>
+        <w:spacing w:after="60"/>
+      </w:pPr>
+      <w:r>
+        <w:rPr>
+          <w:rFonts w:ascii="Arial" w:cs="Arial" w:eastAsia="Arial" w:hAnsi="Arial"/>
+          <w:sz w:val="20"/>
+          <w:szCs w:val="20"/>
+        </w:rPr>
+        <w:t xml:space="preserve">B) OnCollisionExit</w:t>
+      </w:r>
+    </w:p>
+    <w:p>
+      <w:pPr>
+        <w:spacing w:after="60"/>
+      </w:pPr>
+      <w:r>
+        <w:rPr>
+          <w:rFonts w:ascii="Arial" w:cs="Arial" w:eastAsia="Arial" w:hAnsi="Arial"/>
+          <w:sz w:val="20"/>
+          <w:szCs w:val="20"/>
+        </w:rPr>
+        <w:t xml:space="preserve">C) OnCollisionStay</w:t>
+      </w:r>
+    </w:p>
+    <w:p>
+      <w:pPr>
+        <w:spacing w:after="60"/>
+      </w:pPr>
+      <w:r>
+        <w:rPr>
+          <w:rFonts w:ascii="Arial" w:cs="Arial" w:eastAsia="Arial" w:hAnsi="Arial"/>
+          <w:sz w:val="20"/>
+          <w:szCs w:val="20"/>
+        </w:rPr>
+        <w:t xml:space="preserve">D) OnCollisionRepeat</w:t>
+      </w:r>
+    </w:p>
+    <w:p>
+      <w:pPr>
+        <w:spacing w:after="60"/>
+      </w:pPr>
+      <w:r>
+        <w:rPr>
+          <w:rFonts w:ascii="Arial" w:cs="Arial" w:eastAsia="Arial" w:hAnsi="Arial"/>
+          <w:sz w:val="20"/>
+          <w:szCs w:val="20"/>
+        </w:rPr>
+        <w:t xml:space="preserve">8. What does the Layer Collision Matrix control?</w:t>
+      </w:r>
+    </w:p>
+    <w:p>
+      <w:pPr>
+        <w:spacing w:after="60"/>
+      </w:pPr>
+      <w:r>
+        <w:rPr>
+          <w:rFonts w:ascii="Arial" w:cs="Arial" w:eastAsia="Arial" w:hAnsi="Arial"/>
+          <w:sz w:val="20"/>
+          <w:szCs w:val="20"/>
+        </w:rPr>
+        <w:t xml:space="preserve">A) Which objects can see each other</w:t>
+      </w:r>
+    </w:p>
+    <w:p>
+      <w:pPr>
+        <w:spacing w:after="60"/>
+      </w:pPr>
+      <w:r>
+        <w:rPr>
+          <w:rFonts w:ascii="Arial" w:cs="Arial" w:eastAsia="Arial" w:hAnsi="Arial"/>
+          <w:sz w:val="20"/>
+          <w:szCs w:val="20"/>
+        </w:rPr>
+        <w:t xml:space="preserve">B) Which layers collide with which other layers</w:t>
+      </w:r>
+    </w:p>
+    <w:p>
+      <w:pPr>
+        <w:spacing w:after="60"/>
+      </w:pPr>
+      <w:r>
+        <w:rPr>
+          <w:rFonts w:ascii="Arial" w:cs="Arial" w:eastAsia="Arial" w:hAnsi="Arial"/>
+          <w:sz w:val="20"/>
+          <w:szCs w:val="20"/>
+        </w:rPr>
+        <w:t xml:space="preserve">C) How shiny objects appear</w:t>
+      </w:r>
+    </w:p>
+    <w:p>
+      <w:pPr>
+        <w:spacing w:after="60"/>
+      </w:pPr>
+      <w:r>
+        <w:rPr>
+          <w:rFonts w:ascii="Arial" w:cs="Arial" w:eastAsia="Arial" w:hAnsi="Arial"/>
+          <w:sz w:val="20"/>
+          <w:szCs w:val="20"/>
+        </w:rPr>
+        <w:t xml:space="preserve">D) Animation transitions between layers</w:t>
+      </w:r>
+    </w:p>
+    <w:p>
+      <w:pPr>
+        <w:spacing w:after="60"/>
+      </w:pPr>
+      <w:r>
+        <w:rPr>
+          <w:rFonts w:ascii="Arial" w:cs="Arial" w:eastAsia="Arial" w:hAnsi="Arial"/>
+          <w:sz w:val="20"/>
+          <w:szCs w:val="20"/>
+        </w:rPr>
+        <w:t xml:space="preserve">9. In 2D physics, what is the equivalent of Physics.Raycast?</w:t>
+      </w:r>
+    </w:p>
+    <w:p>
+      <w:pPr>
+        <w:spacing w:after="60"/>
+      </w:pPr>
+      <w:r>
+        <w:rPr>
+          <w:rFonts w:ascii="Arial" w:cs="Arial" w:eastAsia="Arial" w:hAnsi="Arial"/>
+          <w:sz w:val="20"/>
+          <w:szCs w:val="20"/>
+        </w:rPr>
+        <w:t xml:space="preserve">A) Physics2D.Raycast</w:t>
+      </w:r>
+    </w:p>
+    <w:p>
+      <w:pPr>
+        <w:spacing w:after="60"/>
+      </w:pPr>
+      <w:r>
+        <w:rPr>
+          <w:rFonts w:ascii="Arial" w:cs="Arial" w:eastAsia="Arial" w:hAnsi="Arial"/>
+          <w:sz w:val="20"/>
+          <w:szCs w:val="20"/>
+        </w:rPr>
+        <w:t xml:space="preserve">B) Ray2D.Raycast</w:t>
+      </w:r>
+    </w:p>
+    <w:p>
+      <w:pPr>
+        <w:spacing w:after="60"/>
+      </w:pPr>
+      <w:r>
+        <w:rPr>
+          <w:rFonts w:ascii="Arial" w:cs="Arial" w:eastAsia="Arial" w:hAnsi="Arial"/>
+          <w:sz w:val="20"/>
+          <w:szCs w:val="20"/>
+        </w:rPr>
+        <w:t xml:space="preserve">C) Raycast2D()</w:t>
+      </w:r>
+    </w:p>
+    <w:p>
+      <w:pPr>
+        <w:spacing w:after="60"/>
+      </w:pPr>
+      <w:r>
+        <w:rPr>
+          <w:rFonts w:ascii="Arial" w:cs="Arial" w:eastAsia="Arial" w:hAnsi="Arial"/>
+          <w:sz w:val="20"/>
+          <w:szCs w:val="20"/>
+        </w:rPr>
+        <w:t xml:space="preserve">D) Physics.Raycast2D()</w:t>
+      </w:r>
+    </w:p>
+    <w:p>
+      <w:pPr>
+        <w:spacing w:after="60"/>
+      </w:pPr>
+      <w:r>
+        <w:rPr>
+          <w:rFonts w:ascii="Arial" w:cs="Arial" w:eastAsia="Arial" w:hAnsi="Arial"/>
+          <w:sz w:val="20"/>
+          <w:szCs w:val="20"/>
+        </w:rPr>
+        <w:t xml:space="preserve">10. What constraint should most characters have frozen?</w:t>
+      </w:r>
+    </w:p>
+    <w:p>
+      <w:pPr>
+        <w:spacing w:after="60"/>
+      </w:pPr>
+      <w:r>
+        <w:rPr>
+          <w:rFonts w:ascii="Arial" w:cs="Arial" w:eastAsia="Arial" w:hAnsi="Arial"/>
+          <w:sz w:val="20"/>
+          <w:szCs w:val="20"/>
+        </w:rPr>
+        <w:t xml:space="preserve">A) Position X and Y</w:t>
+      </w:r>
+    </w:p>
+    <w:p>
+      <w:pPr>
+        <w:spacing w:after="60"/>
+      </w:pPr>
+      <w:r>
+        <w:rPr>
+          <w:rFonts w:ascii="Arial" w:cs="Arial" w:eastAsia="Arial" w:hAnsi="Arial"/>
+          <w:sz w:val="20"/>
+          <w:szCs w:val="20"/>
+        </w:rPr>
+        <w:t xml:space="preserve">B) Rotation X, Y, and Z</w:t>
+      </w:r>
+    </w:p>
+    <w:p>
+      <w:pPr>
+        <w:spacing w:after="60"/>
+      </w:pPr>
+      <w:r>
+        <w:rPr>
+          <w:rFonts w:ascii="Arial" w:cs="Arial" w:eastAsia="Arial" w:hAnsi="Arial"/>
+          <w:sz w:val="20"/>
+          <w:szCs w:val="20"/>
+        </w:rPr>
+        <w:t xml:space="preserve">C) Only Rotation Z</w:t>
+      </w:r>
+    </w:p>
+    <w:p>
+      <w:pPr>
+        <w:spacing w:after="60"/>
+      </w:pPr>
+      <w:r>
+        <w:rPr>
+          <w:rFonts w:ascii="Arial" w:cs="Arial" w:eastAsia="Arial" w:hAnsi="Arial"/>
+          <w:sz w:val="20"/>
+          <w:szCs w:val="20"/>
+        </w:rPr>
+        <w:t xml:space="preserve">D) No constraints needed</w:t>
+      </w:r>
+    </w:p>
+    <w:p>
+      <w:pPr>
+        <w:spacing w:after="60"/>
+      </w:pPr>
+      <w:r>
+        <w:rPr>
+          <w:rFonts w:ascii="Arial" w:cs="Arial" w:eastAsia="Arial" w:hAnsi="Arial"/>
+          <w:sz w:val="20"/>
+          <w:szCs w:val="20"/>
+        </w:rPr>
+        <w:t xml:space="preserve">1. Explain the difference between static and dynamic Rigidbodies. When would you use each?</w:t>
+      </w:r>
+    </w:p>
+    <w:p>
+      <w:pPr>
+        <w:spacing w:after="60"/>
+      </w:pPr>
+      <w:r>
+        <w:rPr>
+          <w:rFonts w:ascii="Arial" w:cs="Arial" w:eastAsia="Arial" w:hAnsi="Arial"/>
+          <w:sz w:val="20"/>
+          <w:szCs w:val="20"/>
+        </w:rPr>
+        <w:t xml:space="preserve">2. Why is it important to use FixedUpdate for physics code and Update for input code? What could go wrong if you mixed them?</w:t>
+      </w:r>
+    </w:p>
+    <w:p>
+      <w:pPr>
+        <w:spacing w:after="60"/>
+      </w:pPr>
+      <w:r>
+        <w:rPr>
+          <w:rFonts w:ascii="Arial" w:cs="Arial" w:eastAsia="Arial" w:hAnsi="Arial"/>
+          <w:sz w:val="20"/>
+          <w:szCs w:val="20"/>
+        </w:rPr>
+        <w:t xml:space="preserve">3. You're building a game where objects fall through walls randomly. What are three things you should check to fix this?</w:t>
+      </w:r>
+    </w:p>
+    <w:p>
+      <w:pPr>
+        <w:spacing w:after="60"/>
+      </w:pPr>
+      <w:r>
+        <w:rPr>
+          <w:rFonts w:ascii="Arial" w:cs="Arial" w:eastAsia="Arial" w:hAnsi="Arial"/>
+          <w:sz w:val="20"/>
+          <w:szCs w:val="20"/>
+        </w:rPr>
+        <w:t xml:space="preserve">4. Describe how you would create a one-way platform in a 2D platformer using triggers and code.</w:t>
+      </w:r>
+    </w:p>
+    <w:p>
+      <w:pPr>
+        <w:spacing w:after="60"/>
+      </w:pPr>
+      <w:r>
+        <w:rPr>
+          <w:rFonts w:ascii="Arial" w:cs="Arial" w:eastAsia="Arial" w:hAnsi="Arial"/>
+          <w:sz w:val="20"/>
+          <w:szCs w:val="20"/>
+        </w:rPr>
+        <w:t xml:space="preserve">5. What is bounciness in a PhysicMaterial, and why might you set it to 0, 1, or &gt;1?</w:t>
+      </w:r>
+    </w:p>
+    <w:p>
+      <w:pPr>
+        <w:spacing w:after="160"/>
       </w:pPr>
     </w:p>
     <w:p>
@@ -1043,6 +2424,94 @@
       <w:pPr>
         <w:spacing w:after="120"/>
       </w:pPr>
+    </w:p>
+    <w:p>
+      <w:pPr>
+        <w:pBdr>
+          <w:bottom w:val="single" w:color="5B2D8E" w:sz="4" w:space="4"/>
+        </w:pBdr>
+        <w:spacing w:after="100" w:before="120"/>
+      </w:pPr>
+      <w:r>
+        <w:rPr>
+          <w:rFonts w:ascii="Arial" w:cs="Arial" w:eastAsia="Arial" w:hAnsi="Arial"/>
+          <w:b/>
+          <w:bCs/>
+          <w:color w:val="5B2D8E"/>
+          <w:sz w:val="24"/>
+          <w:szCs w:val="24"/>
+        </w:rPr>
+        <w:t xml:space="preserve">Practice Problems</w:t>
+      </w:r>
+    </w:p>
+    <w:p>
+      <w:pPr>
+        <w:spacing w:after="80"/>
+      </w:pPr>
+      <w:r>
+        <w:rPr>
+          <w:rFonts w:ascii="Arial" w:cs="Arial" w:eastAsia="Arial" w:hAnsi="Arial"/>
+          <w:b/>
+          <w:bCs/>
+          <w:sz w:val="20"/>
+          <w:szCs w:val="20"/>
+        </w:rPr>
+        <w:t xml:space="preserve">Problem 1: </w:t>
+      </w:r>
+      <w:r>
+        <w:rPr>
+          <w:rFonts w:ascii="Arial" w:cs="Arial" w:eastAsia="Arial" w:hAnsi="Arial"/>
+          <w:sz w:val="20"/>
+          <w:szCs w:val="20"/>
+        </w:rPr>
+        <w:t xml:space="preserve">Challenge: 1: Ground Detection (Beginner) Write a script that uses raycasting to detect if a player is on the ground, and only allows jumping when grounded. Include Debug.DrawRay visualization.</w:t>
+      </w:r>
+    </w:p>
+    <w:p>
+      <w:pPr>
+        <w:spacing w:after="80"/>
+      </w:pPr>
+      <w:r>
+        <w:rPr>
+          <w:rFonts w:ascii="Arial" w:cs="Arial" w:eastAsia="Arial" w:hAnsi="Arial"/>
+          <w:b/>
+          <w:bCs/>
+          <w:sz w:val="20"/>
+          <w:szCs w:val="20"/>
+        </w:rPr>
+        <w:t xml:space="preserve">Problem 2: </w:t>
+      </w:r>
+      <w:r>
+        <w:rPr>
+          <w:rFonts w:ascii="Arial" w:cs="Arial" w:eastAsia="Arial" w:hAnsi="Arial"/>
+          <w:sz w:val="20"/>
+          <w:szCs w:val="20"/>
+        </w:rPr>
+        <w:t xml:space="preserve">Challenge: 2: Pickup System (Intermediate) Write a complete pickup system: - Pickup sphere with trigger collider - Detect when player touches it - Add 10 points to score - Destroy the pickup - Display score in OnGUI</w:t>
+      </w:r>
+    </w:p>
+    <w:p>
+      <w:pPr>
+        <w:spacing w:after="80"/>
+      </w:pPr>
+      <w:r>
+        <w:rPr>
+          <w:rFonts w:ascii="Arial" w:cs="Arial" w:eastAsia="Arial" w:hAnsi="Arial"/>
+          <w:b/>
+          <w:bCs/>
+          <w:sz w:val="20"/>
+          <w:szCs w:val="20"/>
+        </w:rPr>
+        <w:t xml:space="preserve">Problem 3: </w:t>
+      </w:r>
+      <w:r>
+        <w:rPr>
+          <w:rFonts w:ascii="Arial" w:cs="Arial" w:eastAsia="Arial" w:hAnsi="Arial"/>
+          <w:sz w:val="20"/>
+          <w:szCs w:val="20"/>
+        </w:rPr>
+        <w:t xml:space="preserve">Challenge: 3: Physics-Based Pusher (Advanced) Write a script that detects objects in a radius (Physics.OverlapSphere) and applies outward force if their mass is less than the pusher's mass. Include visual gizmo to show radius. ---</w:t>
+      </w:r>
     </w:p>
     <w:p>
       <w:pPr>
